--- a/public/assets/editable/professional-logo-design-overview-1/en/Professional Logo Design Overview - en.docx
+++ b/public/assets/editable/professional-logo-design-overview-1/en/Professional Logo Design Overview - en.docx
@@ -88,7 +88,23 @@
         <w:pStyle w:val="Heading2"/>
       </w:pPr>
       <w:r>
+        <w:t xml:space="preserve">Contents</w:t>
+      </w:r>
+    </w:p>
+    <w:p>
+      <w:pPr>
+        <w:pStyle w:val="Heading2"/>
+      </w:pPr>
+      <w:r>
         <w:t xml:space="preserve">What's inside.</w:t>
+      </w:r>
+    </w:p>
+    <w:p>
+      <w:pPr>
+        <w:pStyle w:val="Heading2"/>
+      </w:pPr>
+      <w:r>
+        <w:t xml:space="preserve">01 — At a glance</w:t>
       </w:r>
     </w:p>
     <w:p>
@@ -183,6 +199,14 @@
     </w:p>
     <w:p>
       <w:pPr>
+        <w:pStyle w:val="Heading2"/>
+      </w:pPr>
+      <w:r>
+        <w:t xml:space="preserve">02 — The opportunity</w:t>
+      </w:r>
+    </w:p>
+    <w:p>
+      <w:pPr>
         <w:pStyle w:val="Heading1"/>
       </w:pPr>
       <w:r>
@@ -336,6 +360,14 @@
     </w:p>
     <w:p>
       <w:pPr>
+        <w:pStyle w:val="Heading2"/>
+      </w:pPr>
+      <w:r>
+        <w:t xml:space="preserve">03 — The product</w:t>
+      </w:r>
+    </w:p>
+    <w:p>
+      <w:pPr>
         <w:pStyle w:val="Heading1"/>
       </w:pPr>
       <w:r>
@@ -352,6 +384,22 @@
           <w:szCs w:val="22"/>
         </w:rPr>
         <w:t xml:space="preserve">Professional Logo Design is delivered through a dedicated Logo Design Coordinator. Customers don't navigate AI templates, they don't compromise on originality, and they don't give up design rights — they get a custom logo built around their business.</w:t>
+      </w:r>
+    </w:p>
+    <w:p>
+      <w:pPr>
+        <w:pStyle w:val="Heading3"/>
+      </w:pPr>
+      <w:r>
+        <w:t xml:space="preserve">Who it's for</w:t>
+      </w:r>
+    </w:p>
+    <w:p>
+      <w:pPr>
+        <w:pStyle w:val="Heading3"/>
+      </w:pPr>
+      <w:r>
+        <w:t xml:space="preserve">Why it wins</w:t>
       </w:r>
     </w:p>
     <w:p>
@@ -414,6 +462,14 @@
     </w:p>
     <w:p>
       <w:pPr>
+        <w:pStyle w:val="Heading2"/>
+      </w:pPr>
+      <w:r>
+        <w:t xml:space="preserve">04 — Features &amp; deliverables</w:t>
+      </w:r>
+    </w:p>
+    <w:p>
+      <w:pPr>
         <w:pStyle w:val="Heading1"/>
       </w:pPr>
       <w:r>
@@ -459,6 +515,14 @@
     </w:p>
     <w:p>
       <w:pPr>
+        <w:pStyle w:val="Heading2"/>
+      </w:pPr>
+      <w:r>
+        <w:t xml:space="preserve">05 — The creative process</w:t>
+      </w:r>
+    </w:p>
+    <w:p>
+      <w:pPr>
         <w:pStyle w:val="Heading1"/>
       </w:pPr>
       <w:r>
@@ -467,6 +531,18 @@
     </w:p>
     <w:p>
       <w:pPr>
+        <w:spacing w:after="160"/>
+      </w:pPr>
+      <w:r>
+        <w:rPr>
+          <w:sz w:val="22"/>
+          <w:szCs w:val="22"/>
+        </w:rPr>
+        <w:t xml:space="preserve">Five clearly-defined steps. End-to-end timeline of two to three weeks for most projects.</w:t>
+      </w:r>
+    </w:p>
+    <w:p>
+      <w:pPr>
         <w:pStyle w:val="Heading3"/>
       </w:pPr>
       <w:r>
@@ -475,6 +551,18 @@
     </w:p>
     <w:p>
       <w:pPr>
+        <w:spacing w:after="160"/>
+      </w:pPr>
+      <w:r>
+        <w:rPr>
+          <w:sz w:val="22"/>
+          <w:szCs w:val="22"/>
+        </w:rPr>
+        <w:t xml:space="preserve">Customer purchases a plan and receives a welcome email confirming the order and introducing the next step.</w:t>
+      </w:r>
+    </w:p>
+    <w:p>
+      <w:pPr>
         <w:pStyle w:val="Heading3"/>
       </w:pPr>
       <w:r>
@@ -483,6 +571,18 @@
     </w:p>
     <w:p>
       <w:pPr>
+        <w:spacing w:after="160"/>
+      </w:pPr>
+      <w:r>
+        <w:rPr>
+          <w:sz w:val="22"/>
+          <w:szCs w:val="22"/>
+        </w:rPr>
+        <w:t xml:space="preserve">A dedicated Logo Design Coordinator calls and emails the customer to collect the creative brief — business goals, style preferences, fonts, colors, and sample logos.</w:t>
+      </w:r>
+    </w:p>
+    <w:p>
+      <w:pPr>
         <w:pStyle w:val="Heading3"/>
       </w:pPr>
       <w:r>
@@ -491,6 +591,18 @@
     </w:p>
     <w:p>
       <w:pPr>
+        <w:spacing w:after="160"/>
+      </w:pPr>
+      <w:r>
+        <w:rPr>
+          <w:sz w:val="22"/>
+          <w:szCs w:val="22"/>
+        </w:rPr>
+        <w:t xml:space="preserve">In-house designers draft up to 10 custom concepts (depending on the plan) based on the brief and deliver them via email for review.</w:t>
+      </w:r>
+    </w:p>
+    <w:p>
+      <w:pPr>
         <w:pStyle w:val="Heading3"/>
       </w:pPr>
       <w:r>
@@ -499,6 +611,18 @@
     </w:p>
     <w:p>
       <w:pPr>
+        <w:spacing w:after="160"/>
+      </w:pPr>
+      <w:r>
+        <w:rPr>
+          <w:sz w:val="22"/>
+          <w:szCs w:val="22"/>
+        </w:rPr>
+        <w:t xml:space="preserve">The customer reviews concepts and provides feedback. Each round of revisions returns updated concepts within 3 business days.</w:t>
+      </w:r>
+    </w:p>
+    <w:p>
+      <w:pPr>
         <w:pStyle w:val="Heading3"/>
       </w:pPr>
       <w:r>
@@ -514,66 +638,6 @@
           <w:sz w:val="22"/>
           <w:szCs w:val="22"/>
         </w:rPr>
-        <w:t xml:space="preserve">Five clearly-defined steps. End-to-end timeline of two to three weeks for most projects.</w:t>
-      </w:r>
-    </w:p>
-    <w:p>
-      <w:pPr>
-        <w:spacing w:after="160"/>
-      </w:pPr>
-      <w:r>
-        <w:rPr>
-          <w:sz w:val="22"/>
-          <w:szCs w:val="22"/>
-        </w:rPr>
-        <w:t xml:space="preserve">Customer purchases a plan and receives a welcome email confirming the order and introducing the next step.</w:t>
-      </w:r>
-    </w:p>
-    <w:p>
-      <w:pPr>
-        <w:spacing w:after="160"/>
-      </w:pPr>
-      <w:r>
-        <w:rPr>
-          <w:sz w:val="22"/>
-          <w:szCs w:val="22"/>
-        </w:rPr>
-        <w:t xml:space="preserve">A dedicated Logo Design Coordinator calls and emails the customer to collect the creative brief — business goals, style preferences, fonts, colors, and sample logos.</w:t>
-      </w:r>
-    </w:p>
-    <w:p>
-      <w:pPr>
-        <w:spacing w:after="160"/>
-      </w:pPr>
-      <w:r>
-        <w:rPr>
-          <w:sz w:val="22"/>
-          <w:szCs w:val="22"/>
-        </w:rPr>
-        <w:t xml:space="preserve">In-house designers draft up to 10 custom concepts (depending on the plan) based on the brief and deliver them via email for review.</w:t>
-      </w:r>
-    </w:p>
-    <w:p>
-      <w:pPr>
-        <w:spacing w:after="160"/>
-      </w:pPr>
-      <w:r>
-        <w:rPr>
-          <w:sz w:val="22"/>
-          <w:szCs w:val="22"/>
-        </w:rPr>
-        <w:t xml:space="preserve">The customer reviews concepts and provides feedback. Each round of revisions returns updated concepts within 3 business days.</w:t>
-      </w:r>
-    </w:p>
-    <w:p>
-      <w:pPr>
-        <w:spacing w:after="160"/>
-      </w:pPr>
-      <w:r>
-        <w:rPr>
-          <w:sz w:val="22"/>
-          <w:szCs w:val="22"/>
-        </w:rPr>
         <w:t xml:space="preserve">Once the final concept is approved, the customer receives all 11 file formats (6 color, 5 B&amp;W). Full rights transfer — the logo is theirs.</w:t>
       </w:r>
     </w:p>
@@ -592,6 +656,14 @@
     </w:p>
     <w:p>
       <w:pPr>
+        <w:pStyle w:val="Heading2"/>
+      </w:pPr>
+      <w:r>
+        <w:t xml:space="preserve">06 — Plans</w:t>
+      </w:r>
+    </w:p>
+    <w:p>
+      <w:pPr>
         <w:pStyle w:val="Heading1"/>
       </w:pPr>
       <w:r>
@@ -637,6 +709,14 @@
     </w:p>
     <w:p>
       <w:pPr>
+        <w:pStyle w:val="Heading2"/>
+      </w:pPr>
+      <w:r>
+        <w:t xml:space="preserve">07 — Sales playbook</w:t>
+      </w:r>
+    </w:p>
+    <w:p>
+      <w:pPr>
         <w:pStyle w:val="Heading1"/>
       </w:pPr>
       <w:r>
@@ -656,6 +736,30 @@
       </w:r>
     </w:p>
     <w:p>
+      <w:pPr>
+        <w:pStyle w:val="Heading3"/>
+      </w:pPr>
+      <w:r>
+        <w:t xml:space="preserve">Discovery questions</w:t>
+      </w:r>
+    </w:p>
+    <w:p>
+      <w:pPr>
+        <w:pStyle w:val="Heading3"/>
+      </w:pPr>
+      <w:r>
+        <w:t xml:space="preserve">Highest-fit verticals</w:t>
+      </w:r>
+    </w:p>
+    <w:p>
+      <w:pPr>
+        <w:pStyle w:val="Heading3"/>
+      </w:pPr>
+      <w:r>
+        <w:t xml:space="preserve">Competitive snapshot</w:t>
+      </w:r>
+    </w:p>
+    <w:p>
       <w:r>
         <w:br w:type="page"/>
       </w:r>
@@ -670,6 +774,14 @@
     </w:p>
     <w:p>
       <w:pPr>
+        <w:pStyle w:val="Heading2"/>
+      </w:pPr>
+      <w:r>
+        <w:t xml:space="preserve">08 — Objections &amp; FAQs</w:t>
+      </w:r>
+    </w:p>
+    <w:p>
+      <w:pPr>
         <w:pStyle w:val="Heading1"/>
       </w:pPr>
       <w:r>
@@ -678,6 +790,14 @@
     </w:p>
     <w:p>
       <w:pPr>
+        <w:pStyle w:val="Heading3"/>
+      </w:pPr>
+      <w:r>
+        <w:t xml:space="preserve">Objection handling</w:t>
+      </w:r>
+    </w:p>
+    <w:p>
+      <w:pPr>
         <w:spacing w:after="160"/>
       </w:pPr>
       <w:r>
@@ -750,6 +870,14 @@
     </w:p>
     <w:p>
       <w:pPr>
+        <w:pStyle w:val="Heading3"/>
+      </w:pPr>
+      <w:r>
+        <w:t xml:space="preserve">Frequently asked questions</w:t>
+      </w:r>
+    </w:p>
+    <w:p>
+      <w:pPr>
         <w:spacing w:after="160"/>
       </w:pPr>
       <w:r>
@@ -828,6 +956,14 @@
     <w:p>
       <w:pPr>
         <w:pStyle w:val="Heading1"/>
+      </w:pPr>
+      <w:r>
+        <w:t xml:space="preserve">09 — For service providers</w:t>
+      </w:r>
+    </w:p>
+    <w:p>
+      <w:pPr>
+        <w:pStyle w:val="Heading2"/>
       </w:pPr>
       <w:r>
         <w:t xml:space="preserve">09 — For service providers</w:t>
